--- a/courts/tenth-circuit/kansas/state/supreme-court/reply-brief/usage/OUTPUT-reply-brief.docx
+++ b/courts/tenth-circuit/kansas/state/supreme-court/reply-brief/usage/OUTPUT-reply-brief.docx
@@ -153,9 +153,7 @@
           <w:b/>
           <w:bCs/>
         </w:rPr>
-        <w:t xml:space="preserve">25</w:t>
-        <w:noBreakHyphen/>
-        <w:t xml:space="preserve">129788-S</w:t>
+        <w:t xml:space="preserve">25-⁠129788-S</w:t>
       </w:r>
     </w:p>
     <w:p>
@@ -583,9 +581,7 @@
         <w:t xml:space="preserve"> </w:t>
       </w:r>
       <w:r>
-        <w:t xml:space="preserve">368</w:t>
-        <w:noBreakHyphen/>
-        <w:t xml:space="preserve">8763</w:t>
+        <w:t xml:space="preserve">368-⁠8763</w:t>
       </w:r>
     </w:p>
     <w:p>
@@ -2454,13 +2450,7 @@
         <w:pStyle w:val="BodyText"/>
       </w:pPr>
       <w:r>
-        <w:t xml:space="preserve">Governor Kelly, the Attorney General, and the LCC all agree the Attorney General has broad statutory authority under K.S.A. 75</w:t>
-      </w:r>
-      <w:r>
-        <w:noBreakHyphen/>
-      </w:r>
-      <w:r>
-        <w:t xml:space="preserve">702 to direct and control the litigation of Kansas. But that does not answer the question here, which is the extent of the Governor’s power as</w:t>
+        <w:t xml:space="preserve">Governor Kelly, the Attorney General, and the LCC all agree the Attorney General has broad statutory authority under K.S.A. 75-⁠702 to direct and control the litigation of Kansas. But that does not answer the question here, which is the extent of the Governor’s power as</w:t>
       </w:r>
       <w:r>
         <w:t xml:space="preserve"> </w:t>
@@ -2681,19 +2671,7 @@
         <w:t xml:space="preserve"> </w:t>
       </w:r>
       <w:r>
-        <w:t xml:space="preserve">Exhibit A — 1861 Version of K.S.A. 75</w:t>
-      </w:r>
-      <w:r>
-        <w:noBreakHyphen/>
-      </w:r>
-      <w:r>
-        <w:t xml:space="preserve">108 &amp; K.S.A. 75</w:t>
-      </w:r>
-      <w:r>
-        <w:noBreakHyphen/>
-      </w:r>
-      <w:r>
-        <w:t xml:space="preserve">702;</w:t>
+        <w:t xml:space="preserve">Exhibit A — 1861 Version of K.S.A. 75-⁠108 &amp; K.S.A. 75-⁠702;</w:t>
       </w:r>
       <w:r>
         <w:t xml:space="preserve"> </w:t>
@@ -2902,13 +2880,7 @@
         <w:t xml:space="preserve"> </w:t>
       </w:r>
       <w:r>
-        <w:t xml:space="preserve">lawsuits at the request of Governor Kelly (under K.S.A. 75</w:t>
-      </w:r>
-      <w:r>
-        <w:noBreakHyphen/>
-      </w:r>
-      <w:r>
-        <w:t xml:space="preserve">108). (Defendant’s Brief, 8, 26.) For one thing, the statute says nothing about forum; it has no qualifications or restrictions based on forum. Moreover, coming from the Attorney General, the claimed concern is absurd. How many times has the Attorney General brought or joined suits nowhere near Kansas to find favorable forums when suing the prior presidential administration?</w:t>
+        <w:t xml:space="preserve">lawsuits at the request of Governor Kelly (under K.S.A. 75-⁠108). (Defendant’s Brief, 8, 26.) For one thing, the statute says nothing about forum; it has no qualifications or restrictions based on forum. Moreover, coming from the Attorney General, the claimed concern is absurd. How many times has the Attorney General brought or joined suits nowhere near Kansas to find favorable forums when suing the prior presidential administration?</w:t>
       </w:r>
       <w:r>
         <w:t xml:space="preserve"> </w:t>
@@ -3070,13 +3042,7 @@
         <w:t xml:space="preserve"> </w:t>
       </w:r>
       <w:r>
-        <w:t xml:space="preserve">K.S.A. 75</w:t>
-      </w:r>
-      <w:r>
-        <w:noBreakHyphen/>
-      </w:r>
-      <w:r>
-        <w:t xml:space="preserve">7237,</w:t>
+        <w:t xml:space="preserve">K.S.A. 75-⁠7237,</w:t>
       </w:r>
       <w:r>
         <w:t xml:space="preserve"> </w:t>
@@ -3172,13 +3138,7 @@
         <w:t xml:space="preserve">State of New Jersey v. U.S. Office of Management and Budget</w:t>
       </w:r>
       <w:r>
-        <w:t xml:space="preserve">, 1:25-cv</w:t>
-      </w:r>
-      <w:r>
-        <w:noBreakHyphen/>
-      </w:r>
-      <w:r>
-        <w:t xml:space="preserve">11816 (D. Mass., filed June 24, 2025). There, the plaintiffs seek declaratory relief, in part, because under the U.S. Constitution’s Spending Clause and separation of powers principles, the defendants are unlawfully terminating grants that allegedly no longer effectuate agency priorities even though Congress has appropriated money for an identified objective. Part of the Governor’s responsibility for the</w:t>
+        <w:t xml:space="preserve">, 1:25-cv-⁠11816 (D. Mass., filed June 24, 2025). There, the plaintiffs seek declaratory relief, in part, because under the U.S. Constitution’s Spending Clause and separation of powers principles, the defendants are unlawfully terminating grants that allegedly no longer effectuate agency priorities even though Congress has appropriated money for an identified objective. Part of the Governor’s responsibility for the</w:t>
       </w:r>
       <w:r>
         <w:t xml:space="preserve"> </w:t>
@@ -4152,9 +4112,7 @@
               <w:t xml:space="preserve"> </w:t>
             </w:r>
             <w:r>
-              <w:t xml:space="preserve">368</w:t>
-              <w:noBreakHyphen/>
-              <w:t xml:space="preserve">8763</w:t>
+              <w:t xml:space="preserve">368-⁠8763</w:t>
             </w:r>
           </w:p>
           <w:p>
@@ -4312,9 +4270,7 @@
               <w:t xml:space="preserve"> </w:t>
             </w:r>
             <w:r>
-              <w:t xml:space="preserve">460</w:t>
-              <w:noBreakHyphen/>
-              <w:t xml:space="preserve">2400</w:t>
+              <w:t xml:space="preserve">460-⁠2400</w:t>
             </w:r>
           </w:p>
           <w:p>
@@ -4984,9 +4940,7 @@
         <w:t xml:space="preserve"> </w:t>
       </w:r>
       <w:r>
-        <w:t xml:space="preserve">368</w:t>
-        <w:noBreakHyphen/>
-        <w:t xml:space="preserve">8763</w:t>
+        <w:t xml:space="preserve">368-⁠8763</w:t>
       </w:r>
     </w:p>
     <w:p>
@@ -5144,9 +5098,7 @@
         <w:t xml:space="preserve"> </w:t>
       </w:r>
       <w:r>
-        <w:t xml:space="preserve">460</w:t>
-        <w:noBreakHyphen/>
-        <w:t xml:space="preserve">2400</w:t>
+        <w:t xml:space="preserve">460-⁠2400</w:t>
       </w:r>
     </w:p>
     <w:p>
@@ -6024,7 +5976,7 @@
     <w:qFormat/>
     <w:pPr>
       <w:keepLines/>
-      <w:spacing w:before="0" w:after="140" w:line="299" w:lineRule="exact"/>
+      <w:spacing w:before="23" w:after="140" w:line="299" w:lineRule="exact"/>
     </w:pPr>
     <w:rPr>
       <w:sz w:val="26"/>
